--- a/eu-gmp-rag/ausgabe/Anhang 14 Arzneimittel aus menschlichem Blut oder Plasma.docx
+++ b/eu-gmp-rag/ausgabe/Anhang 14 Arzneimittel aus menschlichem Blut oder Plasma.docx
@@ -96,71 +96,191 @@
       </w:r>
     </w:p>
     <w:p>
+      <w:pPr>
+        <w:pStyle w:val="Heading2"/>
+      </w:pPr>
       <w:r>
         <w:t>Glossar</w:t>
       </w:r>
     </w:p>
     <w:p>
+      <w:pPr>
+        <w:pStyle w:val="Heading2"/>
+      </w:pPr>
       <w:r>
-        <w:t>Blut Blut im Sinne der Richtlinie 2002/98/EG (Artikel 3a) ist Vollblut, das von einem Spender gewonnen und aufgearbeitet wird, entweder zur Transfusion oder zur weiteren Verarbeitung.</w:t>
+        <w:t>Blut</w:t>
       </w:r>
     </w:p>
     <w:p>
       <w:r>
-        <w:t>Blutbestandteil Blutbestandteil im Sinne der Richtlinie 2002/98/EG (Artikel 3b) ist ein therapeutischer Bestandteile des Blutes (rote oder weiße Blutkörperchen, Blutplättchen und Plasma), die durch verschiedene Methoden erhalten werden können.</w:t>
+        <w:t>Blut im Sinne der Richtlinie 2002/98/EG (Artikel 3a) ist Vollblut, das von einem Spender gewonnen und aufgearbeitet wird, entweder zur Transfusion oder zur weiteren Verarbeitung.</w:t>
+      </w:r>
+    </w:p>
+    <w:p>
+      <w:pPr>
+        <w:pStyle w:val="Heading2"/>
+      </w:pPr>
+      <w:r>
+        <w:t>Blutbestandteil</w:t>
       </w:r>
     </w:p>
     <w:p>
       <w:r>
-        <w:t>Blutspendeeinrichtung Blutspendeeinrichtung im Sinne der Richtlinie 2002/98/EG (Artikel 3e) ist eine Struktur oder Stelle, die für einen beliebigen Teilaspekt der Gewinnung und Testung von menschlichem Blut oder Blutbestandteilen unabhängig von deren Verwendungszweck, und für deren Verarbeitung, Lagerung und Verteilung, sofern diese zur Transfusion bestimmt sind, zuständig ist. Obwohl diese Definition Krankenhausblutdepots nicht einschließt, besteht Einvernehmen darüber, dass Einrichtungen, in denen Plasmapherese stattfindet, eingeschlossen sind. Blutprodukte Ein Blutprodukt im Sinne der Richtlinie 2002/98/EG (Artikel 3c) ist ein aus menschlichem Blut oder Plasma gewonnenes therapeutisches Produkt.</w:t>
+        <w:t>Blutbestandteil im Sinne der Richtlinie 2002/98/EG (Artikel 3b) ist ein therapeutischer Bestandteile des Blutes (rote oder weiße Blutkörperchen, Blutplättchen und Plasma), die durch verschiedene Methoden erhalten werden können.</w:t>
+      </w:r>
+    </w:p>
+    <w:p>
+      <w:pPr>
+        <w:pStyle w:val="Heading2"/>
+      </w:pPr>
+      <w:r>
+        <w:t>Blutspendeeinrichtung</w:t>
       </w:r>
     </w:p>
     <w:p>
       <w:r>
-        <w:t>Fraktionierung, Fraktionierungsbetrieb Fraktionierung ist der Herstellungsprozess in einem Betrieb (Fraktionierungsbetrieb), in dem die Plasmabestandteile aufgetrennt / gereinigt werden durch verschiedene physikalische und chemische Methoden, wie z.B. Präzipitation, Chromatographie.</w:t>
+        <w:t>Blutspendeeinrichtung im Sinne der Richtlinie 2002/98/EG (Artikel 3e) ist eine Struktur oder Stelle, die für einen beliebigen Teilaspekt der Gewinnung und Testung von menschlichem Blut oder Blutbestandteilen unabhängig von deren Verwendungszweck, und für deren Verarbeitung, Lagerung und Verteilung, sofern diese zur Transfusion bestimmt sind, zuständig ist. Obwohl diese Definition Krankenhausblutdepots nicht einschließt, besteht Einvernehmen darüber, dass Einrichtungen, in denen Plasmapherese stattfindet, eingeschlossen sind.</w:t>
+      </w:r>
+    </w:p>
+    <w:p>
+      <w:pPr>
+        <w:pStyle w:val="Heading2"/>
+      </w:pPr>
+      <w:r>
+        <w:t>Blutprodukte</w:t>
       </w:r>
     </w:p>
     <w:p>
       <w:r>
-        <w:t>Leitlinien der guten fachlichen Praxis Leitlinien der guten fachlichen Praxis dienen zur Auslegung der Standards und Spezifikationen der Gemeinschaftsnormen für Qualitätssysteme in Blutspendeeinrichtungen, die im Anhang der Richtlinie 2005/62/EG1 festgelegt sind.</w:t>
+        <w:t>Ein Blutprodukt im Sinne der Richtlinie 2002/98/EG (Artikel 3c) ist ein aus menschlichem Blut oder Plasma gewonnenes therapeutisches Produkt.</w:t>
+      </w:r>
+    </w:p>
+    <w:p>
+      <w:pPr>
+        <w:pStyle w:val="Heading2"/>
+      </w:pPr>
+      <w:r>
+        <w:t>Fraktionierung, Fraktionierungsbetrieb</w:t>
       </w:r>
     </w:p>
     <w:p>
       <w:r>
-        <w:t>Arzneimittel aus menschlichem Blut oder menschlichem Plasma Arzneimittel aus menschlichem Blut oder Blutplasma im Sinne der Richtlinie 2001/83/EG (Artikel 1 Nummer 10) sind auf Blutbestandteile zurückgehende Arzneimittel, die industriell durch öffentliche oder private Einrichtungen hergestellt werden.</w:t>
+        <w:t>Fraktionierung ist der Herstellungsprozess in einem Betrieb (Fraktionierungsbetrieb), in dem die Plasmabestandteile aufgetrennt / gereinigt werden durch verschiedene physikalische und chemische Methoden, wie z.B. Präzipitation, Chromatographie.</w:t>
+      </w:r>
+    </w:p>
+    <w:p>
+      <w:pPr>
+        <w:pStyle w:val="Heading2"/>
+      </w:pPr>
+      <w:r>
+        <w:t>Leitlinien der guten fachlichen Praxis</w:t>
       </w:r>
     </w:p>
     <w:p>
       <w:r>
-        <w:t>Plasma zur Fraktionierung Plasma zur Fraktionierung ist der flüssige Anteil menschlichen Blutes, der nach Abtrennung der zellulären Bestandteile des in einem Behältnis mit Antikoagulantien versetzten Blutes zurückbleibt oder der durch kontinuierliche Filtration oder Zentrifugation des mit Antikoagulantien versetzten Blutes durch Apherese abgetrennt wird; es ist zur Herstellung von auf Plasma zurückgehende Arzneimittel vorgesehen, insbesondere Albumin, Gerinnungsfaktoren und Immunglobuline menschlicher Herkunft, und näher beschrieben in der Monographie des Europäischen Arzneibuchs „Menschliches Plasma zur Fraktionierung“ (0853).</w:t>
+        <w:t>Leitlinien der guten fachlichen Praxis dienen zur Auslegung der Standards und Spezifikationen der Gemeinschaftsnormen für Qualitätssysteme in Blutspendeeinrichtungen, die im Anhang der Richtlinie 2005/62/EG1 festgelegt sind.</w:t>
+      </w:r>
+    </w:p>
+    <w:p>
+      <w:pPr>
+        <w:pStyle w:val="Heading2"/>
+      </w:pPr>
+      <w:r>
+        <w:t>Arzneimittel aus menschlichem Blut oder menschlichem Plasma</w:t>
       </w:r>
     </w:p>
     <w:p>
       <w:r>
-        <w:t>Plasma Stammdokumentation (Plasma Master File, PMF) Eine Plasma Stammdokumentation, wie in Richtlinie 2001/83/EG (Anhang I, Teil III, Nummer 1.1.a) bezeichnet, ist ein eigenständiges Dokument, separat vom Zulassungsdossier. Es enthält alle maßgeblichen ausführlichen Angaben über die Eigenschaften des gesamten menschlichen Plasmas, das als Ausgangsmaterial und / oder Rohstoff für die Herstellung von Sub-/ Zwischenfraktionen, Hilfsstoff- und Wirkstoffbestandteilen verwendet wird, die Teil von aus Plasma hergestellten Arzneimitteln oder Medizinprodukten sind.</w:t>
+        <w:t>Arzneimittel aus menschlichem Blut oder Blutplasma im Sinne der Richtlinie 2001/83/EG (Artikel 1 Nummer 10) sind auf Blutbestandteile zurückgehende Arzneimittel, die industriell durch öffentliche oder private Einrichtungen hergestellt werden.</w:t>
+      </w:r>
+    </w:p>
+    <w:p>
+      <w:pPr>
+        <w:pStyle w:val="Heading2"/>
+      </w:pPr>
+      <w:r>
+        <w:t>Plasma zur Fraktionierung</w:t>
       </w:r>
     </w:p>
     <w:p>
       <w:r>
-        <w:t>1 Zum Zeitpunkt der Veröffentlichung dieses Anhangs ist die Annahme der Leitlinien über die gute fachliche Praxis noch ausstehend. Verarbeitung (Processing) Gemäß der Terminologie der Richtlinie 2005/62/EG ist „Verarbeitung“ jeder Schritt bei der Herstellung eines Blutbestandteils, der zwischen der Gewinnung von Blut und der Bereitstellung eines Blutbestandteils durchgeführt wird“, z.B. Abtrennung und Einfrieren von Blutkomponenten. In diesem Anhang bezieht sich „Verarbeitung“ auch auf solche Arbeitsvorgänge, die in der Blutspendeeinrichtung durchgeführt werden und spezifisch für Plasma zur Fraktionierung sind.</w:t>
+        <w:t>Plasma zur Fraktionierung ist der flüssige Anteil menschlichen Blutes, der nach Abtrennung der zellulären Bestandteile des in einem Behältnis mit Antikoagulantien versetzten Blutes zurückbleibt oder der durch kontinuierliche Filtration oder Zentrifugation des mit Antikoagulantien versetzten Blutes durch Apherese abgetrennt wird; es ist zur Herstellung von auf Plasma zurückgehende Arzneimittel vorgesehen, insbesondere Albumin, Gerinnungsfaktoren und Immunglobuline menschlicher Herkunft, und näher beschrieben in der Monographie des Europäischen Arzneibuchs „Menschliches Plasma zur Fraktionierung“ (0853).</w:t>
+      </w:r>
+    </w:p>
+    <w:p>
+      <w:pPr>
+        <w:pStyle w:val="Heading2"/>
+      </w:pPr>
+      <w:r>
+        <w:t>Plasma Stammdokumentation (Plasma Master File, PMF)</w:t>
       </w:r>
     </w:p>
     <w:p>
       <w:r>
-        <w:t>Sachkundige Person (QP) Die Sachkundige Person ist die Person der Richtlinie 2001/83/EG (Artikel 48).</w:t>
+        <w:t>Eine Plasma Stammdokumentation, wie in Richtlinie 2001/83/EG (Anhang I, Teil III, Nummer 1.1.a) bezeichnet, ist ein eigenständiges Dokument, separat vom Zulassungsdossier. Es enthält alle maßgeblichen ausführlichen Angaben über die Eigenschaften des gesamten menschlichen Plasmas, das als Ausgangsmaterial und / oder Rohstoff für die Herstellung von Sub-/ Zwischenfraktionen, Hilfsstoff- und Wirkstoffbestandteilen verwendet wird, die Teil von aus Plasma hergestellten Arzneimitteln oder Medizinprodukten sind.</w:t>
       </w:r>
     </w:p>
     <w:p>
       <w:r>
-        <w:t>Verantwortliche Person (RP) Die Verantwortliche Person ist die Person der Richtlinie 2002/98/EG (Artikel 9).</w:t>
+        <w:t>Fußnote 1 Zum Zeitpunkt der Veröffentlichung dieses Anhangs ist die Annahme der Leitlinien über die gute fachliche Praxis noch ausstehend.</w:t>
+      </w:r>
+    </w:p>
+    <w:p>
+      <w:pPr>
+        <w:pStyle w:val="Heading2"/>
+      </w:pPr>
+      <w:r>
+        <w:t>Verarbeitung (Processing)</w:t>
       </w:r>
     </w:p>
     <w:p>
       <w:r>
-        <w:t>Vertragliches Drittland-Fraktionierungsprogramm Dies ist ein vertraglich festgelegtes Fraktionierungsprogramm, das bei einem Fraktionierer / Hersteller in der EU / dem Europäischen Wirtschaftsraum durchgeführt wird mit Plasma aus einem Drittland, wobei die daraus hergestellten Produkte nicht für den Markt der EU / des Europäischen Wirtschaftsraums vorgesehen sind.</w:t>
+        <w:t>Gemäß der Terminologie der Richtlinie 2005/62/EG ist „Verarbeitung“ jeder Schritt bei der Herstellung eines Blutbestandteils, der zwischen der Gewinnung von Blut und der Bereitstellung eines Blutbestandteils durchgeführt wird“, z.B. Abtrennung und Einfrieren von Blutkomponenten. In diesem Anhang bezieht sich „Verarbeitung“ auch auf solche Arbeitsvorgänge, die in der Blutspendeeinrichtung durchgeführt werden und spezifisch für Plasma zur Fraktionierung sind.</w:t>
       </w:r>
     </w:p>
     <w:p>
+      <w:pPr>
+        <w:pStyle w:val="Heading2"/>
+      </w:pPr>
+      <w:r>
+        <w:t>Sachkundige Person (QP)</w:t>
+      </w:r>
+    </w:p>
+    <w:p>
+      <w:r>
+        <w:t>Die Sachkundige Person ist die Person der Richtlinie 2001/83/EG (Artikel 48).</w:t>
+      </w:r>
+    </w:p>
+    <w:p>
+      <w:pPr>
+        <w:pStyle w:val="Heading2"/>
+      </w:pPr>
+      <w:r>
+        <w:t>Verantwortliche Person (RP)</w:t>
+      </w:r>
+    </w:p>
+    <w:p>
+      <w:r>
+        <w:t>Die Verantwortliche Person ist die Person der Richtlinie 2002/98/EG (Artikel 9).</w:t>
+      </w:r>
+    </w:p>
+    <w:p>
+      <w:pPr>
+        <w:pStyle w:val="Heading2"/>
+      </w:pPr>
+      <w:r>
+        <w:t>Vertragliches Drittland-Fraktionierungsprogramm</w:t>
+      </w:r>
+    </w:p>
+    <w:p>
+      <w:r>
+        <w:t>Dies ist ein vertraglich festgelegtes Fraktionierungsprogramm, das bei einem Fraktionierer / Hersteller in der EU / dem Europäischen Wirtschaftsraum durchgeführt wird mit Plasma aus einem Drittland, wobei die daraus hergestellten Produkte nicht für den Markt der EU / des Europäischen Wirtschaftsraums vorgesehen sind.</w:t>
+      </w:r>
+    </w:p>
+    <w:p>
+      <w:pPr>
+        <w:pStyle w:val="Heading2"/>
+      </w:pPr>
       <w:r>
         <w:t>1 Anwendungsbereich</w:t>
       </w:r>
@@ -172,7 +292,12 @@
     </w:p>
     <w:p>
       <w:r>
-        <w:t>1.2 Dieser Anhang legt spezifische Anforderungen der guten Herstellungspraxis fest für die Verarbeitung, Lagerung und den Transport von menschlichem Plasma zur Fraktionierung und für die Herstellung von Arzneimitteln aus menschlichem Blut oder Plasma. 1.3 Dieser Anhang behandelt spezifische Fragestellungen, wenn Ausgangsmaterial aus Drittländern eingeführt wird und für Vertragliche Drittland-Fraktionierungsprogramme.</w:t>
+        <w:t>1.2 Dieser Anhang legt spezifische Anforderungen der guten Herstellungspraxis fest für die Verarbeitung, Lagerung und den Transport von menschlichem Plasma zur Fraktionierung und für die Herstellung von Arzneimitteln aus menschlichem Blut oder Plasma.</w:t>
+      </w:r>
+    </w:p>
+    <w:p>
+      <w:r>
+        <w:t>1.3 Dieser Anhang behandelt spezifische Fragestellungen, wenn Ausgangsmaterial aus Drittländern eingeführt wird und für Vertragliche Drittland-Fraktionierungsprogramme.</w:t>
       </w:r>
     </w:p>
     <w:p>
@@ -181,6 +306,9 @@
       </w:r>
     </w:p>
     <w:p>
+      <w:pPr>
+        <w:pStyle w:val="Heading2"/>
+      </w:pPr>
       <w:r>
         <w:t>2 Grundsätze</w:t>
       </w:r>
@@ -192,7 +320,12 @@
     </w:p>
     <w:p>
       <w:r>
-        <w:t>2.2 Grundsätzlich müssen die als Ausgangsmaterial eingesetzten Wirkstoffe den Grundsätzen und Leitlinien der guten Herstellungspraxis entsprechen (siehe 2.1). Für das Ausgangsmaterial aus menschlichem Blut und Plasma müssen die in der Richtlinie 2002/98/EG festgelegten Anforderungen an die Gewinnung und Testung eingehalten werden. Die Gewinnung und Testung müssen in Übereinstimmung mit einem angemessenen Qualitätssystem durchgeführt werden, für das Standards und Spezifikationen im Anhang der Richtlinie 2005/62/EG festgelegt sind und ausgelegt werden in den Leitlinien zur guten fachlichen Praxis, auf die Artikel 2 (2) der Richtlinie 2005/62/EG verweist. Darüber hinaus gelten die Anforderungen der Richtlinie 2005/61/EG an die Rückverfolgbarkeit vom Spender zum Empfänger und die Meldung ernster Zwischenfälle und ernster unerwünschter Reaktionen. Zusätzlich müssen die Monographien des Europäischen Arzneibuchs beachtet werden (Richtlinie 2001/83/EG, Anhang 1, Teil III Nummer 1.1.b). 2.3 Ausgangsmaterial zur Herstellung von Arzneimitteln aus menschlichem Blut oder Plasma, das aus Drittländern importiert wird zur Verwendung oder zum Vertrieb in der EU / dem Europäischen Wirtschaftsraum, muss Standards, die denen der Gemeinschaft vergleichbar sind, die Spezifikationen bezogen auf ein Qualitätssystem für Blutspendeeinrichtungen, wie sie in der Richtlinie 2005/62/EG (Erwägungsgrund 6, Artikel 2(3) festgelegt sind, die Anforderungen an die Rückverfolgbarkeit und die Meldung ernster Zwischenfälle und ernster unerwünschter Reaktionen der Richtlinie 2005/61/EG (Erwägungsgrund 5, Artikel 7) und die technischen Anforderungen der Richtlinie 2004/33/EG (Erwägungsgrund 4, Punkt 2.3 des Anhangs V) erfüllen.</w:t>
+        <w:t>2.2 Grundsätzlich müssen die als Ausgangsmaterial eingesetzten Wirkstoffe den Grundsätzen und Leitlinien der guten Herstellungspraxis entsprechen (siehe 2.1). Für das Ausgangsmaterial aus menschlichem Blut und Plasma müssen die in der Richtlinie 2002/98/EG festgelegten Anforderungen an die Gewinnung und Testung eingehalten werden. Die Gewinnung und Testung müssen in Übereinstimmung mit einem angemessenen Qualitätssystem durchgeführt werden, für das Standards und Spezifikationen im Anhang der Richtlinie 2005/62/EG festgelegt sind und ausgelegt werden in den Leitlinien zur guten fachlichen Praxis, auf die Artikel 2 (2) der Richtlinie 2005/62/EG verweist. Darüber hinaus gelten die Anforderungen der Richtlinie 2005/61/EG an die Rückverfolgbarkeit vom Spender zum Empfänger und die Meldung ernster Zwischenfälle und ernster unerwünschter Reaktionen. Zusätzlich müssen die Monographien des Europäischen Arzneibuchs beachtet werden (Richtlinie 2001/83/EG, Anhang 1, Teil III Nummer 1.1.b).</w:t>
+      </w:r>
+    </w:p>
+    <w:p>
+      <w:r>
+        <w:t>2.3 Ausgangsmaterial zur Herstellung von Arzneimitteln aus menschlichem Blut oder Plasma, das aus Drittländern importiert wird zur Verwendung oder zum Vertrieb in der EU / dem Europäischen Wirtschaftsraum, muss Standards, die denen der Gemeinschaft vergleichbar sind, die Spezifikationen bezogen auf ein Qualitätssystem für Blutspendeeinrichtungen, wie sie in der Richtlinie 2005/62/EG (Erwägungsgrund 6, Artikel 2(3) festgelegt sind, die Anforderungen an die Rückverfolgbarkeit und die Meldung ernster Zwischenfälle und ernster unerwünschter Reaktionen der Richtlinie 2005/61/EG (Erwägungsgrund 5, Artikel 7) und die technischen Anforderungen der Richtlinie 2004/33/EG (Erwägungsgrund 4, Punkt 2.3 des Anhangs V) erfüllen.</w:t>
       </w:r>
     </w:p>
     <w:p>
@@ -227,17 +360,12 @@
     </w:p>
     <w:p>
       <w:r>
-        <w:t>3.3 Wenn Plasma aus Drittländern importiert wird, sollte es nur von genehmigten Lieferanten (z.B. Blutspendeeinrichtungen, einschließlich externer Lagerhäuser) erworben werden. Sie sollten in den vom Fraktionierer / Hersteller festgelegten Spezifikationen der Ausgangsmaterialien genannt und von der zuständigen Behörde der EU / des Europäischen Wirtschaftsraums (z.B. in Folge einer Inspektion) sowie von der Sachkundigen Person des Fraktionierers in der EU / dem Europäischen Wirtschaftsraum akzeptiert sein. Die Zertifizierung und Freigabe des Plasmas (Plasma zur Fraktionie-</w:t>
+        <w:t>3.3 Wenn Plasma aus Drittländern importiert wird, sollte es nur von genehmigten Lieferanten (z.B. Blutspendeeinrichtungen, einschließlich externer Lagerhäuser) erworben werden. Sie sollten in den vom Fraktionierer / Hersteller festgelegten Spezifikationen der Ausgangsmaterialien genannt und von der zuständigen Behörde der EU / des Europäischen Wirtschaftsraums (z.B. in Folge einer Inspektion) sowie von der Sachkundigen Person des Fraktionierers in der EU / dem Europäischen Wirtschaftsraum akzeptiert sein. Die Zertifizierung und Freigabe des Plasmas (Plasma zur Fraktionierung) als Ausgangsmaterial wird in Abschnitt 6.8 beschrieben.</w:t>
       </w:r>
     </w:p>
     <w:p>
       <w:r>
-        <w:t>rung) als Ausgangsmaterial wird in Abschnitt 6.8 beschrieben. 3.4 Die Qualifizierung der Lieferanten, einschließlich der Audits, sollte durch den Fraktionierer / Hersteller des Fertigprodukts nach schriftlichen Verfahren durchgeführt wer-</w:t>
-      </w:r>
-    </w:p>
-    <w:p>
-      <w:r>
-        <w:t>den. Requalifizierungen der Lieferanten sollten in festgelegten Intervallen durchgeführt werden, unter Berücksichtigung einer risikobasierten Herangehensweise.</w:t>
+        <w:t>3.4 Die Qualifizierung der Lieferanten, einschließlich der Audits, sollte durch den Fraktionierer / Hersteller des Fertigprodukts nach schriftlichen Verfahren durchgeführt werden. Requalifizierungen der Lieferanten sollten in festgelegten Intervallen durchgeführt werden, unter Berücksichtigung einer risikobasierten Herangehensweise.</w:t>
       </w:r>
     </w:p>
     <w:p>
@@ -302,12 +430,12 @@
     </w:p>
     <w:p>
       <w:r>
-        <w:t>- die Virusreduktionsmöglichkeiten beachtet, die Poolgröße und andere relevante Aspekte des Herstellungsprozesses.</w:t>
+        <w:t>- die Virusreduktionsmöglichkeiten beachtet, die Poolgröße und andere relevante Aspekte des Herstellungsprozesses. 4 Rückverfolgbarkeit und Maßnahmen nach der Entnahme</w:t>
       </w:r>
     </w:p>
     <w:p>
       <w:r>
-        <w:t>2 Plasmaeinheiten, die von einem Spender in einem (auf nationaler oder EU-Ebene festgelegten) Zeitraum gespendet wurden, bevor herausgefunden wurde, dass eine Spende von einem risikoreichen Spender hätte ausgeschlossen werden müssen, z.B. infolge eines positiven Testergebnisses. 4 Rückverfolgbarkeit und Maßnahmen nach der Entnahme</w:t>
+        <w:t>Fußnote 2 Plasmaeinheiten, die von einem Spender in einem (auf nationaler oder EU-Ebene festgelegten) Zeitraum ge- spendet wurden, bevor herausgefunden wurde, dass eine Spende von einem risikoreichen Spender hätte ausge- schlossen werden müssen, z.B. infolge eines positiven Testergebnisses.</w:t>
       </w:r>
     </w:p>
     <w:p>
@@ -342,12 +470,17 @@
     </w:p>
     <w:p>
       <w:r>
-        <w:t>4.5 Die Blutspendeeinrichtungen sollten dem Fraktionierungsbetrieb / Hersteller jeden Vorfall anzeigen, der die Qualität oder Sicherheit des Produkts beeinflussen könnte, einschließlich der in Anhang II Teil A und Anhang III Teil A der Richtlinie 2005/61/EG aufgeführten Vorfälle, sowie anderer relevanter Informationen, die im Anschluss an die Spenderakzeptanz oder die Freigabe des Plasmas gefunden wurden, z.B. Look back Informationen4. Wenn der Fraktionierungsbetrieb / Hersteller in einem Drittland ansässig ist, sollte die Information an die für die Freigabe in der EU / im Europäischen Wirtschaftsraum jeglicher daraus hergestellter Produkte verantwortlichen Her-</w:t>
+        <w:t>4.5 Die Blutspendeeinrichtungen sollten dem Fraktionierungsbetrieb / Hersteller jeden Vorfall anzeigen, der die Qualität oder Sicherheit des Produkts beeinflussen könnte, einschließlich der in Anhang II Teil A und Anhang III Teil A der Richtlinie 2005/61/EG aufgeführten Vorfälle, sowie anderer relevanter Informationen, die im Anschluss an die Spenderakzeptanz oder die Freigabe des Plasmas gefunden wurden, z.B. Look back Informationen4. Wenn der Fraktionierungsbetrieb / Hersteller in einem Drittland ansässig ist, sollte die Information an die für die Freigabe in der EU / im Europäischen Wirtschaftsraum jeglicher daraus hergestellter Produkte verantwortlichen Hersteller gehen. In beiden Fällen sollte die Information, soweit diese für die Qualität und Sicherheit der Endprodukte relevant sind, auch an die für den Fraktionierungsbetrieb / Hersteller zuständige Behörde5 gehen.</w:t>
       </w:r>
     </w:p>
     <w:p>
       <w:r>
-        <w:t>3 Beide Richtlinien hängen eng mit Artikel 109 der Richtlinie 2001/83/EG zusammen durch die Festlegung spezifischer Regelungen für Arzneimittel aus menschlichem Blut oder Plasma 4 Informationen, die auftreten, wenn ein zuvor auf Virusmarker negativ gestesteter Spender auf irgendeinen der Virusmarker positiv getestet wurde oder andere Risikofaktoren, die eine virale Infektion hervorrufen könnte. steller gehen. In beiden Fällen sollte die Information, soweit diese für die Qualität und Sicherheit der Endprodukte relevant sind, auch an die für den Fraktionierungsbetrieb / Hersteller zuständige Behörde5 gehen.</w:t>
+        <w:t>Fußnote 3 Beide Richtlinien hängen eng mit Artikel 109 der Richtlinie 2001/83/EG zusammen durch die Festlegung spezifi- scher Regelungen für Arzneimittel aus menschlichem Blut oder Plasma</w:t>
+      </w:r>
+    </w:p>
+    <w:p>
+      <w:r>
+        <w:t>Fußnote 4 Informationen, die auftreten, wenn ein zuvor auf Virusmarker negativ gestesteter Spender auf irgendeinen der Virusmarker positiv getestet wurde oder andere Risikofaktoren, die eine virale Infektion hervorrufen könnte.</w:t>
       </w:r>
     </w:p>
     <w:p>
@@ -377,12 +510,17 @@
     </w:p>
     <w:p>
       <w:r>
-        <w:t>5.3 Während der Produktion von aus Plasma hergestellten Arzneimitteln werden geeignete Virusinaktivierungs- oder Virusentfernungsmaßnahmen eingesetzt und die er-</w:t>
+        <w:t>5.3 Während der Produktion von aus Plasma hergestellten Arzneimitteln werden geeignete Virusinaktivierungs- oder Virusentfernungsmaßnahmen eingesetzt und die erforderliche Schritte sollten vorgenommen werden zur Verhinderung von Kreuzkontaminationen behandelter Produkte mit unbehandelten Produkten. Speziell dafür vorgesehene und eigene Räume und Einrichtungen sollten für Herstellungsschritte nach der Virusinaktivierungsmaßnahme eingesetzt werden.</w:t>
       </w:r>
     </w:p>
     <w:p>
       <w:r>
-        <w:t>5 Entsprechend der Richtlinie 2001/83/EG 6 aktuelle Version am Tag der Veröffentlichung: CPMP/BWP/296/95 forderliche Schritte sollten vorgenommen werden zur Verhinderung von Kreuzkontaminationen behandelter Produkte mit unbehandelten Produkten. Speziell dafür vorgesehene und eigene Räume und Einrichtungen sollten für Herstellungsschritte nach der Virusinaktivierungsmaßnahme eingesetzt werden.</w:t>
+        <w:t>Fußnote 5 Entsprechend der Richtlinie 2001/83/EG</w:t>
+      </w:r>
+    </w:p>
+    <w:p>
+      <w:r>
+        <w:t>Fußnote 6 aktuelle Version am Tag der Veröffentlichung: CPMP/BWP/296/95</w:t>
       </w:r>
     </w:p>
     <w:p>
@@ -396,6 +534,9 @@
       </w:r>
     </w:p>
     <w:p>
+      <w:pPr>
+        <w:pStyle w:val="Heading2"/>
+      </w:pPr>
       <w:r>
         <w:t>Ausgangsmaterial</w:t>
       </w:r>
@@ -417,7 +558,12 @@
     </w:p>
     <w:p>
       <w:r>
-        <w:t>7 aktuelle Version zur Zeit der Veröffentlichung: CHMP/BWP/268/95 6.4 Jede Verwechslung der Plasmaeinheiten und der Proben, insbesondere während der Kennzeichnung, sowie jede Kontamination, z.B. beim Abschneiden der Schlauchabschnitte / Versiegeln der Behältnisse, muss vermieden werden.</w:t>
+        <w:t>Fußnote 7 aktuelle Version zur Zeit der Veröffentlichung: CHMP/BWP/268/95</w:t>
+      </w:r>
+    </w:p>
+    <w:p>
+      <w:r>
+        <w:t>6.4 Jede Verwechslung der Plasmaeinheiten und der Proben, insbesondere während der Kennzeichnung, sowie jede Kontamination, z.B. beim Abschneiden der Schlauchabschnitte / Versiegeln der Behältnisse, muss vermieden werden.</w:t>
       </w:r>
     </w:p>
     <w:p>
@@ -431,6 +577,9 @@
       </w:r>
     </w:p>
     <w:p>
+      <w:pPr>
+        <w:pStyle w:val="Heading2"/>
+      </w:pPr>
       <w:r>
         <w:t>Zertifizierung / Freigabe von Plasma zur Fraktionierung als Ausgangsmaterial</w:t>
       </w:r>
@@ -442,7 +591,15 @@
     </w:p>
     <w:p>
       <w:r>
-        <w:t>6.8 Nach Eingang im Fraktionierungsbetrieb sollten die Plasmaeinheiten unter der Verantwortung der Sachkundigen Person für die Fraktionierung freigegeben werden. Die Sachkundige Person sollte bestätigen, dass das Plasma den Anforderungen aller relevanten Monographien und den im entsprechenden Zulassungsdossier festgelegten Anforderungen, einschließlich der Plasma Stammdokumentation, oder im Falle des Vertraglichen Drittland-Fraktionierungsprogramms den Anforderungen unter 2.4 entspricht. Verarbeitung von Plasma zur Fraktionierung</w:t>
+        <w:t>6.8 Nach Eingang im Fraktionierungsbetrieb sollten die Plasmaeinheiten unter der Verantwortung der Sachkundigen Person für die Fraktionierung freigegeben werden. Die Sachkundige Person sollte bestätigen, dass das Plasma den Anforderungen aller relevanten Monographien und den im entsprechenden Zulassungsdossier festgelegten Anforderungen, einschließlich der Plasma Stammdokumentation, oder im Falle des Vertraglichen Drittland-Fraktionierungsprogramms den Anforderungen unter 2.4 entspricht.</w:t>
+      </w:r>
+    </w:p>
+    <w:p>
+      <w:pPr>
+        <w:pStyle w:val="Heading2"/>
+      </w:pPr>
+      <w:r>
+        <w:t>Verarbeitung von Plasma zur Fraktionierung</w:t>
       </w:r>
     </w:p>
     <w:p>
@@ -568,7 +725,7 @@
         <w:pStyle w:val="ListBullet"/>
       </w:pPr>
       <w:r>
-        <w:t>Richtlinie / Leitlinien: Richtlinie 2002/98/EG des Europäischen Par- laments und des Rates; Titel: zur Festlegung von Qualitäts- und Sicherheitsstandards für die Ge- winnung, Testung, Verarbeitung, Lagerung und Verteilung von menschlichem Blut und Blutbe- standteilen und zur Änderung der Richtlinie 2001/83/EG; Anwendungsbereich: Artikel 2 legt Standards fest für die Gewinnung und Testung von menschlichem Blut und Blutbestand- teilen unabhängig von deren Ver- wendungszweck sowie für deren Verarbeitung, Lagerung und Vertei- lung, sofern sie zur Transfusion be- stimmt sind.</w:t>
+        <w:t>Richtlinie / Leitlinien: Richtlinie 2002/98/EG des Europäischen Parlaments und des Rates; Titel: zur Festlegung von Qualitäts- und Sicherheitsstandards für die Gewinnung, Testung, Verarbeitung, Lagerung und Verteilung von menschlichem Blut und Blutbestandteilen und zur Änderung der Richtlinie 2001/83/EG; Anwendungsbereich: Artikel 2 legt Standards fest für die Gewinnung und Testung von menschlichem Blut und Blutbestandteilen unabhängig von deren Verwendungszweck sowie für deren Verarbeitung, Lagerung und Verteilung, sofern sie zur Transfusion bestimmt sind.</w:t>
       </w:r>
     </w:p>
     <w:p>
@@ -576,7 +733,7 @@
         <w:pStyle w:val="ListBullet"/>
       </w:pPr>
       <w:r>
-        <w:t>Richtlinie / Leitlinien: Richtlinie 2004/33/EG der Kommission; Titel: zur Durchführung der Richtlinie 2002/98/EG des Europäischen Parlaments und des Rates hin- sichtlich bestimmter technischer Anforderungen für Blut und Blut- bestandteile; Anwendungsbereich: Legt die Vorschriften fest über die Informationen, die potenziellen Spen- dern von Blut und Blutbestandteilen zu erteilen sind und über die von den Spendern durch die Blutspendeein- richtung bei jeder Spende einzuho- lenden Informationen (Teil A und B, Anhang II), über die Eignungskriterien für die Spender von Vollblut und Blut- bestandteilen (Anhang III), über die Bedingungen für Lagerung, Transport und Verteilung von Blut und Blutbe- standteilen (Anhang IV) sowie über die Qualitäts- und Sicherheitsanforde- rungen an Blut und Blutbestandteile (Anhang V).</w:t>
+        <w:t>Richtlinie / Leitlinien: Richtlinie 2004/33/EG der Kommission; Titel: zur Durchführung der Richtlinie 2002/98/EG des Europäischen Parlaments und des Rates hinsichtlich bestimmter technischer Anforderungen für Blut und Blutbestandteile; Anwendungsbereich: Legt die Vorschriften fest über die Informationen, die potenziellen Spendern von Blut und Blutbestandteilen zu erteilen sind und über die von den Spendern durch die Blutspendeeinrichtung bei jeder Spende einzuholenden Informationen (Teil A und B, Anhang II), über die Eignungskriterien für die Spender von Vollblut und Blutbestandteilen (Anhang III), über die Bedingungen für Lagerung, Transport und Verteilung von Blut und Blutbestandteilen (Anhang IV) sowie über die Qualitäts- und Sicherheitsanforderungen an Blut und Blutbestandteile (Anhang V).</w:t>
       </w:r>
     </w:p>
     <w:p>
@@ -584,7 +741,7 @@
         <w:pStyle w:val="ListBullet"/>
       </w:pPr>
       <w:r>
-        <w:t>Richtlinie / Leitlinien: Richtlinie 2005/61/EG der Kommission; Titel: zur Durchführung der Richtlinie 2002/98/EG des Europäischen Parlaments und des Rates in Bezug auf die Anforderungen an die Rückverfolgbarkeit und die Meldung ernster Zwischenfälle und ernster unerwünschter Reak- tionen; Anwendungsbereich: Definiert die Rückverfolgbarkeit von Blutspendeeinrichtungen, Spendern, Blut und Blutbestandteilen und der endgültigen Bestimmungsorte jeder Plasmaeinheit, unabhängig von ihrem Verwendungszweck. Darüber hinaus werden auch die Anforderungen an die Meldung ernster unerwünschter Reaktionen und Zwischenfälle fest- gelegt.</w:t>
+        <w:t>Richtlinie / Leitlinien: Richtlinie 2005/61/EG der Kommission; Titel: zur Durchführung der Richtlinie 2002/98/EG des Europäischen Parlaments und des Rates in Bezug auf die Anforderungen an die Rückverfolgbarkeit und die Meldung ernster Zwischenfälle und ernster unerwünschter Reaktionen; Anwendungsbereich: Definiert die Rückverfolgbarkeit von Blutspendeeinrichtungen, Spendern, Blut und Blutbestandteilen und der endgültigen Bestimmungsorte jeder Plasmaeinheit, unabhängig von ihrem Verwendungszweck. Darüber hinaus werden auch die Anforderungen an die Meldung ernster unerwünschter Reaktionen und Zwischenfälle festgelegt.</w:t>
       </w:r>
     </w:p>
     <w:p>
@@ -592,7 +749,7 @@
         <w:pStyle w:val="ListBullet"/>
       </w:pPr>
       <w:r>
-        <w:t>Richtlinie / Leitlinien: Richtlinie 2005/62/EG der Kommission; Titel: zur Durchführung der Richtlinie 2002/98/EG des Europäischen Parlaments und des Rates in Bezug auf gemeinschaftliche Standards und Spezifikationen für ein Qualitätssystem für Blutspen- deeinrichtungen; Anwendungsbereich: Definiert die Einführung von Stan- dards und Spezifikationen für das Qualitätssystem gemäß Artikel 47 der Richtlinie 2001/83/EG.</w:t>
+        <w:t>Richtlinie / Leitlinien: Richtlinie 2005/62/EG der Kommission; Titel: zur Durchführung der Richtlinie 2002/98/EG des Europäischen Parlaments und des Rates in Bezug auf gemeinschaftliche Standards und Spezifikationen für ein Qualitätssystem für Blutspendeeinrichtungen; Anwendungsbereich: Definiert die Einführung von Standards und Spezifikationen für das Qualitätssystem gemäß Artikel 47 der Richtlinie 2001/83/EG.</w:t>
       </w:r>
     </w:p>
     <w:p>
@@ -613,7 +770,7 @@
         <w:pStyle w:val="ListBullet"/>
       </w:pPr>
       <w:r>
-        <w:t>Richtlinie / Leitlinien: Richtlinie 2001/83/EG des Europäischen Par- laments und des Rates; Titel: zur Schaffung eines Gemein- schaftskodexes für Humanarz- neimittel; Anwendungsbereich: Artikel 2: Humanarzneimittel, die in den Mitgliedstaaten in den Verkehr gebracht werden sollen und die ent- weder gewerblich zubereitet werden oder bei deren Zubereitung ein in- dustrielles Verfahren zur Anwendung kommt, einschließlich Arzneimittel, die aus menschlichem Blut oder Plasma hergestellt wurden.</w:t>
+        <w:t>Richtlinie / Leitlinien: Richtlinie 2001/83/EG des Europäischen Parlaments und des Rates; Titel: zur Schaffung eines Gemeinschaftskodexes für Humanarzneimittel; Anwendungsbereich: Artikel 2: Humanarzneimittel, die in den Mitgliedstaaten in den Verkehr gebracht werden sollen und die entweder gewerblich zubereitet werden oder bei deren Zubereitung ein industrielles Verfahren zur Anwendung kommt, einschließlich Arzneimittel, die aus menschlichem Blut oder Plasma hergestellt wurden.</w:t>
       </w:r>
     </w:p>
     <w:p>
@@ -621,7 +778,7 @@
         <w:pStyle w:val="ListBullet"/>
       </w:pPr>
       <w:r>
-        <w:t>Richtlinie / Leitlinien: Richtlinie 2003/63/EG der Kommission; Titel: zur Änderung der Richtlinie 2001/83/EG des Europäischen Parlaments und des Rates zur Schaffung eines Gemeinschafts- kodexes für Humanarzneimittel; ergänzt den Anhang über die Dokumentation von Arzneimitteln.</w:t>
+        <w:t>Richtlinie / Leitlinien: Richtlinie 2003/63/EG der Kommission; Titel: zur Änderung der Richtlinie 2001/83/EG des Europäischen Parlaments und des Rates zur Schaffung eines Gemeinschaftskodexes für Humanarzneimittel; ergänzt den Anhang über die Dokumentation von Arzneimitteln.</w:t>
       </w:r>
     </w:p>
     <w:p>
@@ -629,7 +786,7 @@
         <w:pStyle w:val="ListBullet"/>
       </w:pPr>
       <w:r>
-        <w:t>Richtlinie / Leitlinien: Richtlinie 2003/94/EG der Kommission; Titel: zur Festlegung der Grundsätze und Leitlinien der Guten Herstel- lungspraxis für Humanarzneimittel und für zur Anwendung beim Menschen bestimmte Prüfpräpa- rate; Anwendungsbereich: Artikel 1: Grundsätze und Leitlinien der Guten Herstellungspraxis für Hu- manarzneimittel sowie für zur An- wendung beim Menschen bestimmte Prüfpräparate.</w:t>
+        <w:t>Richtlinie / Leitlinien: Richtlinie 2003/94/EG der Kommission; Titel: zur Festlegung der Grundsätze und Leitlinien der Guten Herstellungspraxis für Humanarzneimittel und für zur Anwendung beim Menschen bestimmte Prüfpräparate; Anwendungsbereich: Artikel 1: Grundsätze und Leitlinien der Guten Herstellungspraxis für Humanarzneimittel sowie für zur Anwendung beim Menschen bestimmte Prüfpräparate.</w:t>
       </w:r>
     </w:p>
     <w:p>
@@ -645,7 +802,7 @@
         <w:pStyle w:val="ListBullet"/>
       </w:pPr>
       <w:r>
-        <w:t>Richtlinie / Leitlinien: EMEA/CHMP/BWP /3794/03 Rev.1, 15. Nov. 2006; Titel: Leitlinien über die wissenschaftli- chen Daten zur Plasma Stamm- dokumentation.</w:t>
+        <w:t>Richtlinie / Leitlinien: EMEA/CHMP/BWP /3794/03 Rev.1, 15. Nov. 2006; Titel: Leitlinien über die wissenschaftlichen Daten zur Plasma Stammdokumentation.</w:t>
       </w:r>
     </w:p>
     <w:p>
@@ -657,6 +814,9 @@
       </w:r>
     </w:p>
     <w:p>
+      <w:pPr>
+        <w:pStyle w:val="Heading2"/>
+      </w:pPr>
       <w:r>
         <w:t>B) andere relevante Dokumente</w:t>
       </w:r>
@@ -674,7 +834,7 @@
         <w:pStyle w:val="ListBullet"/>
       </w:pPr>
       <w:r>
-        <w:t>Richtlinie / Leitlinien: Recommendation No. R (95) 15 (Council of Europe); Titel: Guide to the Preparation, use and quality assurance of blood com- ponents.</w:t>
+        <w:t>Richtlinie / Leitlinien: Recommendation No. R (95) 15 (Council of Europe); Titel: Guide to the Preparation, use and quality assurance of blood components.</w:t>
       </w:r>
     </w:p>
     <w:p>
@@ -682,7 +842,7 @@
         <w:pStyle w:val="ListBullet"/>
       </w:pPr>
       <w:r>
-        <w:t>Richtlinie / Leitlinien: WHO Recommenda- tions for the production, control and regulation of human plasma for frac- tionation. Annex 4 in: WHO Expert Committee on Biological Standardi- zation. Fifty-sixth report. Geneva, World Health Organization, 2007 (WHO Technical Report Series, No. 941); Titel: WHO Recommendations for the production, control and regulation of human plasma for fractionation; Anwendungsbereich: Leitfaden zur Produktion, Kontrolle und Regulierung von menschlichem Plasma zur Fraktionierung.</w:t>
+        <w:t>Richtlinie / Leitlinien: WHO Recommendations for the production, control and regulation of human plasma for fractionation. Annex 4 in: WHO Expert Committee on Biological Standardization. Fifty-sixth report. Geneva, World Health Organization, 2007 (WHO Technical Report Series, No. 941); Titel: WHO Recommendations for the production, control and regulation of human plasma for fractionation; Anwendungsbereich: Leitfaden zur Produktion, Kontrolle und Regulierung von menschlichem Plasma zur Fraktionierung.</w:t>
       </w:r>
     </w:p>
     <w:p>
@@ -690,7 +850,7 @@
         <w:pStyle w:val="ListBullet"/>
       </w:pPr>
       <w:r>
-        <w:t>Richtlinie / Leitlinien: WHO guidelines on Good Manufacturing Practices for blood Es- tablishments.</w:t>
+        <w:t>Richtlinie / Leitlinien: WHO guidelines on Good Manufacturing Practices for blood Establishments.</w:t>
       </w:r>
     </w:p>
     <w:p>
